--- a/packages/document-engine/templates/fire/3.1_fire_training_themes.docx
+++ b/packages/document-engine/templates/fire/3.1_fire_training_themes.docx
@@ -246,6 +246,7 @@
       <w:tr>
         <w:trPr>
           <w:tblHeader w:val="true"/>
+          <w:cantSplit/>
         </w:trPr>
         <w:tc>
           <w:tcPr>
@@ -392,7 +393,9 @@
         </w:tc>
       </w:tr>
       <w:tr>
-        <w:trPr/>
+        <w:trPr>
+          <w:cantSplit/>
+        </w:trPr>
         <w:tc>
           <w:tcPr>
             <w:tcW w:w="727" w:type="dxa"/>
@@ -580,7 +583,9 @@
         </w:tc>
       </w:tr>
       <w:tr>
-        <w:trPr/>
+        <w:trPr>
+          <w:cantSplit/>
+        </w:trPr>
         <w:tc>
           <w:tcPr>
             <w:tcW w:w="727" w:type="dxa"/>
@@ -768,7 +773,9 @@
         </w:tc>
       </w:tr>
       <w:tr>
-        <w:trPr/>
+        <w:trPr>
+          <w:cantSplit/>
+        </w:trPr>
         <w:tc>
           <w:tcPr>
             <w:tcW w:w="727" w:type="dxa"/>
@@ -956,7 +963,9 @@
         </w:tc>
       </w:tr>
       <w:tr>
-        <w:trPr/>
+        <w:trPr>
+          <w:cantSplit/>
+        </w:trPr>
         <w:tc>
           <w:tcPr>
             <w:tcW w:w="727" w:type="dxa"/>
@@ -1144,7 +1153,9 @@
         </w:tc>
       </w:tr>
       <w:tr>
-        <w:trPr/>
+        <w:trPr>
+          <w:cantSplit/>
+        </w:trPr>
         <w:tc>
           <w:tcPr>
             <w:tcW w:w="727" w:type="dxa"/>
@@ -1285,7 +1296,9 @@
         </w:tc>
       </w:tr>
       <w:tr>
-        <w:trPr/>
+        <w:trPr>
+          <w:cantSplit/>
+        </w:trPr>
         <w:tc>
           <w:tcPr>
             <w:tcW w:w="727" w:type="dxa"/>
@@ -1473,7 +1486,9 @@
         </w:tc>
       </w:tr>
       <w:tr>
-        <w:trPr/>
+        <w:trPr>
+          <w:cantSplit/>
+        </w:trPr>
         <w:tc>
           <w:tcPr>
             <w:tcW w:w="727" w:type="dxa"/>
@@ -1661,7 +1676,9 @@
         </w:tc>
       </w:tr>
       <w:tr>
-        <w:trPr/>
+        <w:trPr>
+          <w:cantSplit/>
+        </w:trPr>
         <w:tc>
           <w:tcPr>
             <w:tcW w:w="727" w:type="dxa"/>
@@ -1849,7 +1866,9 @@
         </w:tc>
       </w:tr>
       <w:tr>
-        <w:trPr/>
+        <w:trPr>
+          <w:cantSplit/>
+        </w:trPr>
         <w:tc>
           <w:tcPr>
             <w:tcW w:w="727" w:type="dxa"/>
@@ -1990,7 +2009,9 @@
         </w:tc>
       </w:tr>
       <w:tr>
-        <w:trPr/>
+        <w:trPr>
+          <w:cantSplit/>
+        </w:trPr>
         <w:tc>
           <w:tcPr>
             <w:tcW w:w="727" w:type="dxa"/>
@@ -2178,7 +2199,9 @@
         </w:tc>
       </w:tr>
       <w:tr>
-        <w:trPr/>
+        <w:trPr>
+          <w:cantSplit/>
+        </w:trPr>
         <w:tc>
           <w:tcPr>
             <w:tcW w:w="727" w:type="dxa"/>
@@ -2319,7 +2342,9 @@
         </w:tc>
       </w:tr>
       <w:tr>
-        <w:trPr/>
+        <w:trPr>
+          <w:cantSplit/>
+        </w:trPr>
         <w:tc>
           <w:tcPr>
             <w:tcW w:w="727" w:type="dxa"/>
@@ -2507,7 +2532,9 @@
         </w:tc>
       </w:tr>
       <w:tr>
-        <w:trPr/>
+        <w:trPr>
+          <w:cantSplit/>
+        </w:trPr>
         <w:tc>
           <w:tcPr>
             <w:tcW w:w="727" w:type="dxa"/>
@@ -2695,7 +2722,9 @@
         </w:tc>
       </w:tr>
       <w:tr>
-        <w:trPr/>
+        <w:trPr>
+          <w:cantSplit/>
+        </w:trPr>
         <w:tc>
           <w:tcPr>
             <w:tcW w:w="727" w:type="dxa"/>
@@ -2836,7 +2865,9 @@
         </w:tc>
       </w:tr>
       <w:tr>
-        <w:trPr/>
+        <w:trPr>
+          <w:cantSplit/>
+        </w:trPr>
         <w:tc>
           <w:tcPr>
             <w:tcW w:w="727" w:type="dxa"/>
@@ -3024,7 +3055,9 @@
         </w:tc>
       </w:tr>
       <w:tr>
-        <w:trPr/>
+        <w:trPr>
+          <w:cantSplit/>
+        </w:trPr>
         <w:tc>
           <w:tcPr>
             <w:tcW w:w="727" w:type="dxa"/>
@@ -3212,7 +3245,9 @@
         </w:tc>
       </w:tr>
       <w:tr>
-        <w:trPr/>
+        <w:trPr>
+          <w:cantSplit/>
+        </w:trPr>
         <w:tc>
           <w:tcPr>
             <w:tcW w:w="727" w:type="dxa"/>
@@ -3400,7 +3435,9 @@
         </w:tc>
       </w:tr>
       <w:tr>
-        <w:trPr/>
+        <w:trPr>
+          <w:cantSplit/>
+        </w:trPr>
         <w:tc>
           <w:tcPr>
             <w:tcW w:w="727" w:type="dxa"/>
@@ -3588,7 +3625,9 @@
         </w:tc>
       </w:tr>
       <w:tr>
-        <w:trPr/>
+        <w:trPr>
+          <w:cantSplit/>
+        </w:trPr>
         <w:tc>
           <w:tcPr>
             <w:tcW w:w="727" w:type="dxa"/>
@@ -3729,7 +3768,9 @@
         </w:tc>
       </w:tr>
       <w:tr>
-        <w:trPr/>
+        <w:trPr>
+          <w:cantSplit/>
+        </w:trPr>
         <w:tc>
           <w:tcPr>
             <w:tcW w:w="727" w:type="dxa"/>
@@ -3872,7 +3913,9 @@
         </w:tc>
       </w:tr>
       <w:tr>
-        <w:trPr/>
+        <w:trPr>
+          <w:cantSplit/>
+        </w:trPr>
         <w:tc>
           <w:tcPr>
             <w:tcW w:w="727" w:type="dxa"/>
@@ -4013,7 +4056,9 @@
         </w:tc>
       </w:tr>
       <w:tr>
-        <w:trPr/>
+        <w:trPr>
+          <w:cantSplit/>
+        </w:trPr>
         <w:tc>
           <w:tcPr>
             <w:tcW w:w="727" w:type="dxa"/>
@@ -4156,7 +4201,9 @@
         </w:tc>
       </w:tr>
       <w:tr>
-        <w:trPr/>
+        <w:trPr>
+          <w:cantSplit/>
+        </w:trPr>
         <w:tc>
           <w:tcPr>
             <w:tcW w:w="727" w:type="dxa"/>
@@ -4303,6 +4350,7 @@
       <w:pPr>
         <w:pStyle w:val="Normal"/>
         <w:keepNext w:val="true"/>
+        <w:pageBreakBefore w:val="false"/>
         <w:widowControl/>
         <w:bidi w:val="0"/>
         <w:spacing w:before="240" w:after="120"/>
@@ -4320,9 +4368,6 @@
           <w:lang w:val="ro-RO"/>
         </w:rPr>
       </w:pPr>
-      <w:r>
-        <w:br w:type="page"/>
-      </w:r>
       <w:r>
         <w:rPr>
           <w:rFonts w:eastAsia="Arial" w:cs="Arial" w:ascii="Arial" w:hAnsi="Arial"/>
@@ -4656,6 +4701,7 @@
       <w:tr>
         <w:trPr>
           <w:tblHeader w:val="true"/>
+          <w:cantSplit/>
         </w:trPr>
         <w:tc>
           <w:tcPr>
@@ -4802,7 +4848,9 @@
         </w:tc>
       </w:tr>
       <w:tr>
-        <w:trPr/>
+        <w:trPr>
+          <w:cantSplit/>
+        </w:trPr>
         <w:tc>
           <w:tcPr>
             <w:tcW w:w="727" w:type="dxa"/>
@@ -4990,7 +5038,9 @@
         </w:tc>
       </w:tr>
       <w:tr>
-        <w:trPr/>
+        <w:trPr>
+          <w:cantSplit/>
+        </w:trPr>
         <w:tc>
           <w:tcPr>
             <w:tcW w:w="727" w:type="dxa"/>
@@ -5178,7 +5228,9 @@
         </w:tc>
       </w:tr>
       <w:tr>
-        <w:trPr/>
+        <w:trPr>
+          <w:cantSplit/>
+        </w:trPr>
         <w:tc>
           <w:tcPr>
             <w:tcW w:w="727" w:type="dxa"/>
@@ -5366,7 +5418,9 @@
         </w:tc>
       </w:tr>
       <w:tr>
-        <w:trPr/>
+        <w:trPr>
+          <w:cantSplit/>
+        </w:trPr>
         <w:tc>
           <w:tcPr>
             <w:tcW w:w="727" w:type="dxa"/>
@@ -5554,7 +5608,9 @@
         </w:tc>
       </w:tr>
       <w:tr>
-        <w:trPr/>
+        <w:trPr>
+          <w:cantSplit/>
+        </w:trPr>
         <w:tc>
           <w:tcPr>
             <w:tcW w:w="727" w:type="dxa"/>
@@ -5695,7 +5751,9 @@
         </w:tc>
       </w:tr>
       <w:tr>
-        <w:trPr/>
+        <w:trPr>
+          <w:cantSplit/>
+        </w:trPr>
         <w:tc>
           <w:tcPr>
             <w:tcW w:w="727" w:type="dxa"/>
@@ -5883,7 +5941,9 @@
         </w:tc>
       </w:tr>
       <w:tr>
-        <w:trPr/>
+        <w:trPr>
+          <w:cantSplit/>
+        </w:trPr>
         <w:tc>
           <w:tcPr>
             <w:tcW w:w="727" w:type="dxa"/>
@@ -6071,7 +6131,9 @@
         </w:tc>
       </w:tr>
       <w:tr>
-        <w:trPr/>
+        <w:trPr>
+          <w:cantSplit/>
+        </w:trPr>
         <w:tc>
           <w:tcPr>
             <w:tcW w:w="727" w:type="dxa"/>
@@ -6259,7 +6321,9 @@
         </w:tc>
       </w:tr>
       <w:tr>
-        <w:trPr/>
+        <w:trPr>
+          <w:cantSplit/>
+        </w:trPr>
         <w:tc>
           <w:tcPr>
             <w:tcW w:w="727" w:type="dxa"/>
@@ -6400,7 +6464,9 @@
         </w:tc>
       </w:tr>
       <w:tr>
-        <w:trPr/>
+        <w:trPr>
+          <w:cantSplit/>
+        </w:trPr>
         <w:tc>
           <w:tcPr>
             <w:tcW w:w="727" w:type="dxa"/>
@@ -6588,7 +6654,9 @@
         </w:tc>
       </w:tr>
       <w:tr>
-        <w:trPr/>
+        <w:trPr>
+          <w:cantSplit/>
+        </w:trPr>
         <w:tc>
           <w:tcPr>
             <w:tcW w:w="727" w:type="dxa"/>
@@ -6776,7 +6844,9 @@
         </w:tc>
       </w:tr>
       <w:tr>
-        <w:trPr/>
+        <w:trPr>
+          <w:cantSplit/>
+        </w:trPr>
         <w:tc>
           <w:tcPr>
             <w:tcW w:w="727" w:type="dxa"/>
@@ -6964,7 +7034,9 @@
         </w:tc>
       </w:tr>
       <w:tr>
-        <w:trPr/>
+        <w:trPr>
+          <w:cantSplit/>
+        </w:trPr>
         <w:tc>
           <w:tcPr>
             <w:tcW w:w="727" w:type="dxa"/>
@@ -7152,7 +7224,9 @@
         </w:tc>
       </w:tr>
       <w:tr>
-        <w:trPr/>
+        <w:trPr>
+          <w:cantSplit/>
+        </w:trPr>
         <w:tc>
           <w:tcPr>
             <w:tcW w:w="727" w:type="dxa"/>
@@ -7293,7 +7367,9 @@
         </w:tc>
       </w:tr>
       <w:tr>
-        <w:trPr/>
+        <w:trPr>
+          <w:cantSplit/>
+        </w:trPr>
         <w:tc>
           <w:tcPr>
             <w:tcW w:w="727" w:type="dxa"/>
@@ -7436,7 +7512,9 @@
         </w:tc>
       </w:tr>
       <w:tr>
-        <w:trPr/>
+        <w:trPr>
+          <w:cantSplit/>
+        </w:trPr>
         <w:tc>
           <w:tcPr>
             <w:tcW w:w="727" w:type="dxa"/>
@@ -7579,7 +7657,9 @@
         </w:tc>
       </w:tr>
       <w:tr>
-        <w:trPr/>
+        <w:trPr>
+          <w:cantSplit/>
+        </w:trPr>
         <w:tc>
           <w:tcPr>
             <w:tcW w:w="727" w:type="dxa"/>
@@ -7720,7 +7800,9 @@
         </w:tc>
       </w:tr>
       <w:tr>
-        <w:trPr/>
+        <w:trPr>
+          <w:cantSplit/>
+        </w:trPr>
         <w:tc>
           <w:tcPr>
             <w:tcW w:w="727" w:type="dxa"/>
@@ -7863,7 +7945,9 @@
         </w:tc>
       </w:tr>
       <w:tr>
-        <w:trPr/>
+        <w:trPr>
+          <w:cantSplit/>
+        </w:trPr>
         <w:tc>
           <w:tcPr>
             <w:tcW w:w="727" w:type="dxa"/>
@@ -8004,7 +8088,9 @@
         </w:tc>
       </w:tr>
       <w:tr>
-        <w:trPr/>
+        <w:trPr>
+          <w:cantSplit/>
+        </w:trPr>
         <w:tc>
           <w:tcPr>
             <w:tcW w:w="727" w:type="dxa"/>
@@ -8147,7 +8233,9 @@
         </w:tc>
       </w:tr>
       <w:tr>
-        <w:trPr/>
+        <w:trPr>
+          <w:cantSplit/>
+        </w:trPr>
         <w:tc>
           <w:tcPr>
             <w:tcW w:w="727" w:type="dxa"/>
@@ -8294,6 +8382,7 @@
       <w:pPr>
         <w:pStyle w:val="Normal"/>
         <w:keepNext w:val="true"/>
+        <w:pageBreakBefore w:val="false"/>
         <w:widowControl/>
         <w:bidi w:val="0"/>
         <w:spacing w:before="240" w:after="120"/>
@@ -8311,9 +8400,6 @@
           <w:lang w:val="ro-RO"/>
         </w:rPr>
       </w:pPr>
-      <w:r>
-        <w:br w:type="page"/>
-      </w:r>
       <w:r>
         <w:rPr>
           <w:rFonts w:eastAsia="Arial" w:cs="Arial" w:ascii="Arial" w:hAnsi="Arial"/>
@@ -8572,6 +8658,7 @@
       <w:tr>
         <w:trPr>
           <w:tblHeader w:val="true"/>
+          <w:cantSplit/>
         </w:trPr>
         <w:tc>
           <w:tcPr>
@@ -8717,7 +8804,9 @@
         </w:tc>
       </w:tr>
       <w:tr>
-        <w:trPr/>
+        <w:trPr>
+          <w:cantSplit/>
+        </w:trPr>
         <w:tc>
           <w:tcPr>
             <w:tcW w:w="1767" w:type="dxa"/>
@@ -9649,7 +9738,7 @@
               <w:szCs w:val="16"/>
               <w:lang w:val="ro-RO"/>
             </w:rPr>
-            <w:t>5</w:t>
+            <w:t>3</w:t>
           </w:r>
           <w:r>
             <w:rPr>
@@ -9733,7 +9822,7 @@
               <w:szCs w:val="16"/>
               <w:lang w:val="ro-RO"/>
             </w:rPr>
-            <w:t>5</w:t>
+            <w:t>3</w:t>
           </w:r>
           <w:r>
             <w:rPr>
@@ -10448,7 +10537,7 @@
               <w:szCs w:val="16"/>
               <w:lang w:val="ro-RO"/>
             </w:rPr>
-            <w:t>5</w:t>
+            <w:t>3</w:t>
           </w:r>
           <w:r>
             <w:rPr>
@@ -10532,7 +10621,7 @@
               <w:szCs w:val="16"/>
               <w:lang w:val="ro-RO"/>
             </w:rPr>
-            <w:t>5</w:t>
+            <w:t>3</w:t>
           </w:r>
           <w:r>
             <w:rPr>
@@ -11247,7 +11336,7 @@
               <w:szCs w:val="16"/>
               <w:lang w:val="ro-RO"/>
             </w:rPr>
-            <w:t>5</w:t>
+            <w:t>3</w:t>
           </w:r>
           <w:r>
             <w:rPr>
@@ -11331,7 +11420,7 @@
               <w:szCs w:val="16"/>
               <w:lang w:val="ro-RO"/>
             </w:rPr>
-            <w:t>5</w:t>
+            <w:t>3</w:t>
           </w:r>
           <w:r>
             <w:rPr>

--- a/packages/document-engine/templates/fire/3.1_fire_training_themes.docx
+++ b/packages/document-engine/templates/fire/3.1_fire_training_themes.docx
@@ -4460,7 +4460,7 @@
     <w:p>
       <w:pPr>
         <w:pStyle w:val="Normal"/>
-        <w:keepNext w:val="false"/>
+        <w:keepNext w:val="true"/>
         <w:pageBreakBefore w:val="false"/>
         <w:widowControl/>
         <w:bidi w:val="0"/>
@@ -4497,7 +4497,7 @@
     <w:p>
       <w:pPr>
         <w:pStyle w:val="Normal"/>
-        <w:keepNext w:val="false"/>
+        <w:keepNext w:val="true"/>
         <w:pageBreakBefore w:val="false"/>
         <w:widowControl/>
         <w:bidi w:val="0"/>
@@ -4534,7 +4534,7 @@
     <w:p>
       <w:pPr>
         <w:pStyle w:val="Normal"/>
-        <w:keepNext w:val="false"/>
+        <w:keepNext w:val="true"/>
         <w:pageBreakBefore w:val="false"/>
         <w:widowControl/>
         <w:bidi w:val="0"/>
@@ -8455,7 +8455,7 @@
     <w:p>
       <w:pPr>
         <w:pStyle w:val="Normal"/>
-        <w:keepNext w:val="false"/>
+        <w:keepNext w:val="true"/>
         <w:pageBreakBefore w:val="false"/>
         <w:widowControl/>
         <w:bidi w:val="0"/>
@@ -8492,7 +8492,7 @@
     <w:p>
       <w:pPr>
         <w:pStyle w:val="Normal"/>
-        <w:keepNext w:val="false"/>
+        <w:keepNext w:val="true"/>
         <w:pageBreakBefore w:val="false"/>
         <w:widowControl/>
         <w:bidi w:val="0"/>

--- a/packages/document-engine/templates/fire/3.1_fire_training_themes.docx
+++ b/packages/document-engine/templates/fire/3.1_fire_training_themes.docx
@@ -36,7 +36,7 @@
           <w:szCs w:val="20"/>
           <w:lang w:val="ro-RO"/>
         </w:rPr>
-        <w:t>CAPITOLUL I. TEMATICA DE INSTRUIRE PENTRU INSTRUIREA INTRODUCTIV-GENERALĂ</w:t>
+        <w:t>CAPITOLUL I. TEMATICA INSTRUIRII INTRODUCTIV-GENERALE</w:t>
       </w:r>
     </w:p>
     <w:p>
@@ -184,7 +184,7 @@
           <w:szCs w:val="20"/>
           <w:lang w:val="ro-RO"/>
         </w:rPr>
-        <w:t>CONȚINUTUL MATERIALULUI DE INSTRUIRE: IPSU Art. 1 – 104, 131 – 139, 150 – 152, 236 – 245, 253 – 257; Legea 307/2006; Legea 481/2004; OMAI 712/2005; Modul de acțiune în cazul unei situații de urgență; Testare.</w:t>
+        <w:t>CONȚINUTUL MATERIALULUI DE INSTRUIRE: IPSU art. 1–104, 131–139, 150–152, 236–245, 253–257; Legea 307/2006; Legea 481/2004; OMAI 712/2005; modul de acțiune în cazul unei situații de urgență; testare.</w:t>
       </w:r>
     </w:p>
     <w:p>
@@ -387,7 +387,7 @@
                 <w:szCs w:val="20"/>
                 <w:lang w:val="ro-RO"/>
               </w:rPr>
-              <w:t>Planul de desfășurare</w:t>
+              <w:t>Durata</w:t>
             </w:r>
           </w:p>
         </w:tc>
@@ -484,7 +484,7 @@
                 <w:szCs w:val="20"/>
                 <w:lang w:val="ro-RO"/>
               </w:rPr>
-              <w:t>IPSU Art. 1 – 6</w:t>
+              <w:t>IPSU art. 1–6</w:t>
             </w:r>
           </w:p>
         </w:tc>
@@ -674,7 +674,7 @@
                 <w:szCs w:val="20"/>
                 <w:lang w:val="ro-RO"/>
               </w:rPr>
-              <w:t>IPSU Art. 7 – 14</w:t>
+              <w:t>IPSU art. 7–14</w:t>
             </w:r>
           </w:p>
         </w:tc>
@@ -864,7 +864,7 @@
                 <w:szCs w:val="20"/>
                 <w:lang w:val="ro-RO"/>
               </w:rPr>
-              <w:t>IPSU Art. 15 – 64</w:t>
+              <w:t>IPSU art. 15–64</w:t>
             </w:r>
           </w:p>
         </w:tc>
@@ -1054,7 +1054,7 @@
                 <w:szCs w:val="20"/>
                 <w:lang w:val="ro-RO"/>
               </w:rPr>
-              <w:t>IPSU Art. 65 – 69</w:t>
+              <w:t>IPSU art. 65–69</w:t>
             </w:r>
           </w:p>
         </w:tc>
@@ -1387,7 +1387,7 @@
                 <w:szCs w:val="20"/>
                 <w:lang w:val="ro-RO"/>
               </w:rPr>
-              <w:t>IPSU Art. 70 – 73</w:t>
+              <w:t>IPSU art. 70–73</w:t>
             </w:r>
           </w:p>
         </w:tc>
@@ -1577,7 +1577,7 @@
                 <w:szCs w:val="20"/>
                 <w:lang w:val="ro-RO"/>
               </w:rPr>
-              <w:t>IPSU Art. 74 – 76</w:t>
+              <w:t>IPSU art. 74–76</w:t>
             </w:r>
           </w:p>
         </w:tc>
@@ -1767,7 +1767,7 @@
                 <w:szCs w:val="20"/>
                 <w:lang w:val="ro-RO"/>
               </w:rPr>
-              <w:t>IPSU Art. 77 – 91</w:t>
+              <w:t>IPSU art. 77–91</w:t>
             </w:r>
           </w:p>
         </w:tc>
@@ -2100,7 +2100,7 @@
                 <w:szCs w:val="20"/>
                 <w:lang w:val="ro-RO"/>
               </w:rPr>
-              <w:t>IPSU Art. 92 – 104</w:t>
+              <w:t>IPSU art. 92–104</w:t>
             </w:r>
           </w:p>
         </w:tc>
@@ -2433,7 +2433,7 @@
                 <w:szCs w:val="20"/>
                 <w:lang w:val="ro-RO"/>
               </w:rPr>
-              <w:t>IPSU Art. 131 – 139</w:t>
+              <w:t>IPSU art. 131–139</w:t>
             </w:r>
           </w:p>
         </w:tc>
@@ -2623,7 +2623,7 @@
                 <w:szCs w:val="20"/>
                 <w:lang w:val="ro-RO"/>
               </w:rPr>
-              <w:t>IPSU Art. 150 – 152</w:t>
+              <w:t>IPSU art. 150–152</w:t>
             </w:r>
           </w:p>
         </w:tc>
@@ -2956,7 +2956,7 @@
                 <w:szCs w:val="20"/>
                 <w:lang w:val="ro-RO"/>
               </w:rPr>
-              <w:t>IPSU Art. 236 – 240</w:t>
+              <w:t>IPSU art. 236–240</w:t>
             </w:r>
           </w:p>
         </w:tc>
@@ -3146,7 +3146,7 @@
                 <w:szCs w:val="20"/>
                 <w:lang w:val="ro-RO"/>
               </w:rPr>
-              <w:t>IPSU Art. 241</w:t>
+              <w:t>IPSU art. 241</w:t>
             </w:r>
           </w:p>
         </w:tc>
@@ -3336,7 +3336,7 @@
                 <w:szCs w:val="20"/>
                 <w:lang w:val="ro-RO"/>
               </w:rPr>
-              <w:t>IPSU Art. 242 – 245</w:t>
+              <w:t>IPSU art. 242–245</w:t>
             </w:r>
           </w:p>
         </w:tc>
@@ -3526,7 +3526,7 @@
                 <w:szCs w:val="20"/>
                 <w:lang w:val="ro-RO"/>
               </w:rPr>
-              <w:t>IPSU Art. 253 – 257</w:t>
+              <w:t>IPSU art. 253–257</w:t>
             </w:r>
           </w:p>
         </w:tc>
@@ -3860,7 +3860,7 @@
                 <w:szCs w:val="20"/>
                 <w:lang w:val="ro-RO"/>
               </w:rPr>
-              <w:t>VERIFICAREA CUNOȘTINȚELOR – testul de verificare a cunoștințelor la angajare</w:t>
+              <w:t>VERIFICAREA CUNOȘTINȚELOR – testul la angajare</w:t>
             </w:r>
           </w:p>
         </w:tc>
@@ -4380,7 +4380,7 @@
           <w:szCs w:val="20"/>
           <w:lang w:val="ro-RO"/>
         </w:rPr>
-        <w:t>CAPITOLUL II. TEMATICA DE INSTRUIRE PENTRU INSTRUIREA LA LOCUL DE MUNCĂ</w:t>
+        <w:t>CAPITOLUL II. TEMATICA INSTRUIRII LA LOCUL DE MUNCĂ</w:t>
       </w:r>
     </w:p>
     <w:p>
@@ -4602,7 +4602,7 @@
           <w:szCs w:val="20"/>
           <w:lang w:val="ro-RO"/>
         </w:rPr>
-        <w:t>CONȚINUTUL MATERIALULUI DE INSTRUIRE: IPSU Art. 105 – 130, 140 – 149, 153 – 235, 246 – 252; Instrucțiunile afișate la locul de muncă, Decizia nr. {{fire.decisionNumbers.instructions}}; Organizarea apărării împotriva incendiilor la locul de muncă; OMAI 1184/2006; OMAI 163/2007; OMAI 106/2007; OMAI 187/2010; Prezentarea riscurilor de incendiu ale locului de muncă și a planului de evacuare; Utilizarea stingătorului (demonstrații practice); Deciziile interne PSI.</w:t>
+        <w:t>CONȚINUTUL MATERIALULUI DE INSTRUIRE: IPSU art. 105–130, 140–149, 153–235, 246–252; instrucțiunile afișate la locul de muncă (Decizia nr. {{fire.decisionNumbers.instructions}}); organizarea apărării împotriva incendiilor la locul de muncă; OMAI 1184/2006; OMAI 163/2007; OMAI 106/2007; OMAI 187/2010; prezentarea riscurilor de incendiu ale locului de muncă și a planului de evacuare; utilizarea stingătorului (demonstrații practice); deciziile interne PSI.</w:t>
       </w:r>
     </w:p>
     <w:p>
@@ -4842,7 +4842,7 @@
                 <w:szCs w:val="20"/>
                 <w:lang w:val="ro-RO"/>
               </w:rPr>
-              <w:t>Planul de desfășurare</w:t>
+              <w:t>Durata</w:t>
             </w:r>
           </w:p>
         </w:tc>
@@ -4939,7 +4939,7 @@
                 <w:szCs w:val="20"/>
                 <w:lang w:val="ro-RO"/>
               </w:rPr>
-              <w:t>IPSU Art. 105 – 118</w:t>
+              <w:t>IPSU art. 105–118</w:t>
             </w:r>
           </w:p>
         </w:tc>
@@ -5129,7 +5129,7 @@
                 <w:szCs w:val="20"/>
                 <w:lang w:val="ro-RO"/>
               </w:rPr>
-              <w:t>IPSU Art. 119 – 120</w:t>
+              <w:t>IPSU art. 119–120</w:t>
             </w:r>
           </w:p>
         </w:tc>
@@ -5319,7 +5319,7 @@
                 <w:szCs w:val="20"/>
                 <w:lang w:val="ro-RO"/>
               </w:rPr>
-              <w:t>IPSU Art. 121 – 129</w:t>
+              <w:t>IPSU art. 121–129</w:t>
             </w:r>
           </w:p>
         </w:tc>
@@ -5509,7 +5509,7 @@
                 <w:szCs w:val="20"/>
                 <w:lang w:val="ro-RO"/>
               </w:rPr>
-              <w:t>IPSU Art. 130</w:t>
+              <w:t>IPSU art. 130</w:t>
             </w:r>
           </w:p>
         </w:tc>
@@ -5842,7 +5842,7 @@
                 <w:szCs w:val="20"/>
                 <w:lang w:val="ro-RO"/>
               </w:rPr>
-              <w:t>IPSU Art. 140 – 146</w:t>
+              <w:t>IPSU art. 140–146</w:t>
             </w:r>
           </w:p>
         </w:tc>
@@ -6032,7 +6032,7 @@
                 <w:szCs w:val="20"/>
                 <w:lang w:val="ro-RO"/>
               </w:rPr>
-              <w:t>IPSU Art. 147 – 149</w:t>
+              <w:t>IPSU art. 147–149</w:t>
             </w:r>
           </w:p>
         </w:tc>
@@ -6222,7 +6222,7 @@
                 <w:szCs w:val="20"/>
                 <w:lang w:val="ro-RO"/>
               </w:rPr>
-              <w:t>IPSU Art. 153 – 214</w:t>
+              <w:t>IPSU art. 153–214</w:t>
             </w:r>
           </w:p>
         </w:tc>
@@ -6555,7 +6555,7 @@
                 <w:szCs w:val="20"/>
                 <w:lang w:val="ro-RO"/>
               </w:rPr>
-              <w:t>IPSU Art. 215 – 235</w:t>
+              <w:t>IPSU art. 215–235</w:t>
             </w:r>
           </w:p>
         </w:tc>
@@ -6745,7 +6745,7 @@
                 <w:szCs w:val="20"/>
                 <w:lang w:val="ro-RO"/>
               </w:rPr>
-              <w:t>IPSU Art. 246 – 252</w:t>
+              <w:t>IPSU art. 246–252</w:t>
             </w:r>
           </w:p>
         </w:tc>
@@ -7459,7 +7459,7 @@
                 <w:szCs w:val="20"/>
                 <w:lang w:val="ro-RO"/>
               </w:rPr>
-              <w:t>Demonstrații practice privind amplasarea, utilizarea și modul de acționare cu mijloacele de alarmare, intervenție în caz de incendiu, mijloacele de apărare împotriva incendiilor, mijloacele de evacuare și de prim ajutor</w:t>
+              <w:t>Demonstrații practice privind amplasarea, utilizarea și modul de acționare cu mijloacele de alarmare și de intervenție în caz de incendiu, de apărare împotriva incendiilor, de evacuare și de prim ajutor</w:t>
             </w:r>
           </w:p>
         </w:tc>
@@ -7892,7 +7892,7 @@
                 <w:szCs w:val="20"/>
                 <w:lang w:val="ro-RO"/>
               </w:rPr>
-              <w:t>VERIFICAREA CUNOȘTINȚELOR – testul de verificare a cunoștințelor la angajare</w:t>
+              <w:t>VERIFICAREA CUNOȘTINȚELOR – testul la angajare</w:t>
             </w:r>
           </w:p>
         </w:tc>
@@ -8634,7 +8634,7 @@
           <w:szCs w:val="20"/>
           <w:lang w:val="ro-RO"/>
         </w:rPr>
-        <w:t>PERIODICITATE: {{intervalLabel}}</w:t>
+        <w:t>PERIODICITATE: LA {{intervalLabel}}</w:t>
       </w:r>
     </w:p>
     <w:tbl>
@@ -8703,7 +8703,7 @@
                 <w:szCs w:val="20"/>
                 <w:lang w:val="ro-RO"/>
               </w:rPr>
-              <w:t>Lunile anului</w:t>
+              <w:t>Luna</w:t>
             </w:r>
           </w:p>
         </w:tc>
@@ -8798,7 +8798,7 @@
                 <w:szCs w:val="20"/>
                 <w:lang w:val="ro-RO"/>
               </w:rPr>
-              <w:t>Planul de desfășurare</w:t>
+              <w:t>Durata</w:t>
             </w:r>
           </w:p>
         </w:tc>
@@ -9636,7 +9636,7 @@
               <w:szCs w:val="16"/>
               <w:lang w:val="ro-RO"/>
             </w:rPr>
-            <w:t>Tematica de instruire și programul de instruire – testare la nivelul unității în domeniul situațiilor de urgență</w:t>
+            <w:t>Tematica de instruire și programul de instruire-testare la nivelul unității în domeniul situațiilor de urgență</w:t>
           </w:r>
         </w:p>
       </w:tc>
@@ -10435,7 +10435,7 @@
               <w:szCs w:val="16"/>
               <w:lang w:val="ro-RO"/>
             </w:rPr>
-            <w:t>Tematica de instruire și programul de instruire – testare la nivelul unității în domeniul situațiilor de urgență</w:t>
+            <w:t>Tematica de instruire și programul de instruire-testare la nivelul unității în domeniul situațiilor de urgență</w:t>
           </w:r>
         </w:p>
       </w:tc>
@@ -11234,7 +11234,7 @@
               <w:szCs w:val="16"/>
               <w:lang w:val="ro-RO"/>
             </w:rPr>
-            <w:t>Tematica de instruire și programul de instruire – testare la nivelul unității în domeniul situațiilor de urgență</w:t>
+            <w:t>Tematica de instruire și programul de instruire-testare la nivelul unității în domeniul situațiilor de urgență</w:t>
           </w:r>
         </w:p>
       </w:tc>

--- a/packages/document-engine/templates/fire/3.1_fire_training_themes.docx
+++ b/packages/document-engine/templates/fire/3.1_fire_training_themes.docx
@@ -4417,7 +4417,7 @@
           <w:szCs w:val="20"/>
           <w:lang w:val="ro-RO"/>
         </w:rPr>
-        <w:t>{{#fire.themes}}</w:t>
+        <w:t>{{#fireThemes.categories}}</w:t>
       </w:r>
     </w:p>
     <w:p>
@@ -4639,7 +4639,7 @@
           <w:szCs w:val="20"/>
           <w:lang w:val="ro-RO"/>
         </w:rPr>
-        <w:t>{{/fire.themes}}</w:t>
+        <w:t>{{/fireThemes.categories}}</w:t>
       </w:r>
     </w:p>
     <w:p>
@@ -8449,7 +8449,7 @@
           <w:szCs w:val="20"/>
           <w:lang w:val="ro-RO"/>
         </w:rPr>
-        <w:t>{{#fire.themes}}</w:t>
+        <w:t>{{#fireThemes.categories}}</w:t>
       </w:r>
     </w:p>
     <w:p>
@@ -8982,7 +8982,7 @@
           <w:szCs w:val="20"/>
           <w:lang w:val="ro-RO"/>
         </w:rPr>
-        <w:t>{{/fire.themes}}</w:t>
+        <w:t>{{/fireThemes.categories}}</w:t>
       </w:r>
     </w:p>
     <w:p>

--- a/packages/document-engine/templates/fire/3.1_fire_training_themes.docx
+++ b/packages/document-engine/templates/fire/3.1_fire_training_themes.docx
@@ -73,7 +73,7 @@
           <w:szCs w:val="20"/>
           <w:lang w:val="ro-RO"/>
         </w:rPr>
-        <w:t>LOCUL DE MUNCĂ: {{client.legalName}}</w:t>
+        <w:t>LOCUL DE MUNCĂ: {{fireThemes.workplaceNames}}</w:t>
       </w:r>
     </w:p>
     <w:p>
@@ -1623,7 +1623,7 @@
                 <w:szCs w:val="20"/>
                 <w:lang w:val="ro-RO"/>
               </w:rPr>
-              <w:t>Alte obligații privind prevenirea și stingerea incendiilor</w:t>
+              <w:t>Alte obligații privind apărarea împotriva incendiilor</w:t>
             </w:r>
           </w:p>
         </w:tc>
@@ -3928,7 +3928,7 @@
           <w:p>
             <w:pPr>
               <w:pStyle w:val="TableContents"/>
-              <w:keepNext w:val="false"/>
+              <w:keepNext w:val="true"/>
               <w:widowControl/>
               <w:bidi w:val="0"/>
               <w:spacing w:before="0" w:after="0"/>
@@ -3974,7 +3974,7 @@
           <w:p>
             <w:pPr>
               <w:pStyle w:val="TableContents"/>
-              <w:keepNext w:val="false"/>
+              <w:keepNext w:val="true"/>
               <w:widowControl/>
               <w:bidi w:val="0"/>
               <w:spacing w:before="0" w:after="0"/>
@@ -4021,7 +4021,7 @@
           <w:p>
             <w:pPr>
               <w:pStyle w:val="TableContents"/>
-              <w:keepNext w:val="false"/>
+              <w:keepNext w:val="true"/>
               <w:widowControl/>
               <w:bidi w:val="0"/>
               <w:spacing w:before="0" w:after="0"/>
@@ -4071,7 +4071,7 @@
           <w:p>
             <w:pPr>
               <w:pStyle w:val="TableContents"/>
-              <w:keepNext w:val="false"/>
+              <w:keepNext w:val="true"/>
               <w:widowControl/>
               <w:bidi w:val="0"/>
               <w:spacing w:before="0" w:after="0"/>
@@ -4118,7 +4118,7 @@
           <w:p>
             <w:pPr>
               <w:pStyle w:val="TableContents"/>
-              <w:keepNext w:val="false"/>
+              <w:keepNext w:val="true"/>
               <w:widowControl/>
               <w:bidi w:val="0"/>
               <w:spacing w:before="0" w:after="0"/>
@@ -4165,7 +4165,7 @@
           <w:p>
             <w:pPr>
               <w:pStyle w:val="TableContents"/>
-              <w:keepNext w:val="false"/>
+              <w:keepNext w:val="true"/>
               <w:widowControl/>
               <w:bidi w:val="0"/>
               <w:spacing w:before="0" w:after="0"/>
@@ -4246,7 +4246,7 @@
                 <w:szCs w:val="20"/>
                 <w:lang w:val="ro-RO"/>
               </w:rPr>
-              <w:t>--</w:t>
+              <w:t/>
             </w:r>
           </w:p>
         </w:tc>
@@ -4491,7 +4491,7 @@
           <w:szCs w:val="20"/>
           <w:lang w:val="ro-RO"/>
         </w:rPr>
-        <w:t>LOCUL DE MUNCĂ: {{client.legalName}}</w:t>
+        <w:t>LOCUL DE MUNCĂ: {{fireThemes.workplaceNames}}</w:t>
       </w:r>
     </w:p>
     <w:p>
@@ -7960,7 +7960,7 @@
           <w:p>
             <w:pPr>
               <w:pStyle w:val="TableContents"/>
-              <w:keepNext w:val="false"/>
+              <w:keepNext w:val="true"/>
               <w:widowControl/>
               <w:bidi w:val="0"/>
               <w:spacing w:before="0" w:after="0"/>
@@ -8006,7 +8006,7 @@
           <w:p>
             <w:pPr>
               <w:pStyle w:val="TableContents"/>
-              <w:keepNext w:val="false"/>
+              <w:keepNext w:val="true"/>
               <w:widowControl/>
               <w:bidi w:val="0"/>
               <w:spacing w:before="0" w:after="0"/>
@@ -8053,7 +8053,7 @@
           <w:p>
             <w:pPr>
               <w:pStyle w:val="TableContents"/>
-              <w:keepNext w:val="false"/>
+              <w:keepNext w:val="true"/>
               <w:widowControl/>
               <w:bidi w:val="0"/>
               <w:spacing w:before="0" w:after="0"/>
@@ -8103,7 +8103,7 @@
           <w:p>
             <w:pPr>
               <w:pStyle w:val="TableContents"/>
-              <w:keepNext w:val="false"/>
+              <w:keepNext w:val="true"/>
               <w:widowControl/>
               <w:bidi w:val="0"/>
               <w:spacing w:before="0" w:after="0"/>
@@ -8150,7 +8150,7 @@
           <w:p>
             <w:pPr>
               <w:pStyle w:val="TableContents"/>
-              <w:keepNext w:val="false"/>
+              <w:keepNext w:val="true"/>
               <w:widowControl/>
               <w:bidi w:val="0"/>
               <w:spacing w:before="0" w:after="0"/>
@@ -8197,7 +8197,7 @@
           <w:p>
             <w:pPr>
               <w:pStyle w:val="TableContents"/>
-              <w:keepNext w:val="false"/>
+              <w:keepNext w:val="true"/>
               <w:widowControl/>
               <w:bidi w:val="0"/>
               <w:spacing w:before="0" w:after="0"/>
@@ -8278,7 +8278,7 @@
                 <w:szCs w:val="20"/>
                 <w:lang w:val="ro-RO"/>
               </w:rPr>
-              <w:t>--</w:t>
+              <w:t/>
             </w:r>
           </w:p>
         </w:tc>
@@ -8523,7 +8523,7 @@
           <w:szCs w:val="20"/>
           <w:lang w:val="ro-RO"/>
         </w:rPr>
-        <w:t>LOCUL DE MUNCĂ: {{client.legalName}}</w:t>
+        <w:t>LOCUL DE MUNCĂ: {{fireThemes.workplaceNames}}</w:t>
       </w:r>
     </w:p>
     <w:p>
